--- a/testakten/erbstreit-krypto-multisig-edelmann-stuttgart/docx/erbscheinsantrag_lg_stuttgart_entwurf.docx
+++ b/testakten/erbstreit-krypto-multisig-edelmann-stuttgart/docx/erbscheinsantrag_lg_stuttgart_entwurf.docx
@@ -636,7 +636,7 @@
           <w:sz w:val="22"/>
           <w:szCs w:val="22"/>
         </w:rPr>
-        <w:t xml:space="preserve">Constantin Edelmann, geb. 04.06.1976, hat am 29.04.2025 beim Nachlassgericht Stuttgart die Erbschaft ausgeschlagen. Gemäß § 1953 Abs. 2 BGB fällt der Anteil Constantins den übrigen drei Erben proportional zu ihren bisherigen Erbteilen an. Jede der drei Verbliebenen erbt damit zu 1/3.</w:t>
+        <w:t xml:space="preserve">Constantin Edelmann, geb. 04.06.1976, hat am 29.04.2025 beim Nachlassgericht Stuttgart die Erbschaft ausgeschlagen. Gemäß Paragraf 1953 Abs. 2 BGB fällt der Anteil Constantins den übrigen drei Erben proportional zu ihren bisherigen Erbteilen an. Jede der drei Verbliebenen erbt damit zu 1/3.</w:t>
       </w:r>
     </w:p>
     <w:p>
